--- a/Staff TOR - blank.docx
+++ b/Staff TOR - blank.docx
@@ -9,7 +9,7 @@
       </w:pPr>
       <w:r>
         <w:rPr>
-          <w:rFonts w:ascii="SF UI Display" w:hAnsi="SF UI Display" w:eastAsia="SF UI Display" w:cs="SF UI Display"/>
+          <w:rFonts w:ascii="Segoe UI Black" w:hAnsi="Segoe UI Black" w:eastAsia="Segoe UI Black" w:cs="Segoe UI Black"/>
           <w:sz w:val="28"/>
           <w:szCs w:val="28"/>
         </w:rPr>
